--- a/05_python_for_data_science/1_introduction_ai/1.1 Veri Bilimi Süreci.docx
+++ b/05_python_for_data_science/1_introduction_ai/1.1 Veri Bilimi Süreci.docx
@@ -1,6 +1,6 @@
 
 <file path=word/document.xml><?xml version="1.0" encoding="utf-8"?>
-<w:document xmlns:wpc="http://schemas.microsoft.com/office/word/2010/wordprocessingCanvas" xmlns:cx="http://schemas.microsoft.com/office/drawing/2014/chartex" xmlns:cx1="http://schemas.microsoft.com/office/drawing/2015/9/8/chartex" xmlns:cx2="http://schemas.microsoft.com/office/drawing/2015/10/21/chartex" xmlns:cx3="http://schemas.microsoft.com/office/drawing/2016/5/9/chartex" xmlns:cx4="http://schemas.microsoft.com/office/drawing/2016/5/10/chartex" xmlns:cx5="http://schemas.microsoft.com/office/drawing/2016/5/11/chartex" xmlns:cx6="http://schemas.microsoft.com/office/drawing/2016/5/12/chartex" xmlns:cx7="http://schemas.microsoft.com/office/drawing/2016/5/13/chartex" xmlns:cx8="http://schemas.microsoft.com/office/drawing/2016/5/14/chartex" xmlns:mc="http://schemas.openxmlformats.org/markup-compatibility/2006" xmlns:aink="http://schemas.microsoft.com/office/drawing/2016/ink" xmlns:am3d="http://schemas.microsoft.com/office/drawing/2017/model3d" xmlns:o="urn:schemas-microsoft-com:office:office" xmlns:oel="http://schemas.microsoft.com/office/2019/extlst" xmlns:r="http://schemas.openxmlformats.org/officeDocument/2006/relationships" xmlns:m="http://schemas.openxmlformats.org/officeDocument/2006/math" xmlns:v="urn:schemas-microsoft-com:vml" xmlns:wp14="http://schemas.microsoft.com/office/word/2010/wordprocessingDrawing" xmlns:wp="http://schemas.openxmlformats.org/drawingml/2006/wordprocessingDrawing" xmlns:w10="urn:schemas-microsoft-com:office:word" xmlns:w="http://schemas.openxmlformats.org/wordprocessingml/2006/main" xmlns:w14="http://schemas.microsoft.com/office/word/2010/wordml" xmlns:w15="http://schemas.microsoft.com/office/word/2012/wordml" xmlns:w16cex="http://schemas.microsoft.com/office/word/2018/wordml/cex" xmlns:w16cid="http://schemas.microsoft.com/office/word/2016/wordml/cid" xmlns:w16="http://schemas.microsoft.com/office/word/2018/wordml" xmlns:w16du="http://schemas.microsoft.com/office/word/2023/wordml/word16du" xmlns:w16sdtdh="http://schemas.microsoft.com/office/word/2020/wordml/sdtdatahash" xmlns:w16se="http://schemas.microsoft.com/office/word/2015/wordml/symex" xmlns:wpg="http://schemas.microsoft.com/office/word/2010/wordprocessingGroup" xmlns:wpi="http://schemas.microsoft.com/office/word/2010/wordprocessingInk" xmlns:wne="http://schemas.microsoft.com/office/word/2006/wordml" xmlns:wps="http://schemas.microsoft.com/office/word/2010/wordprocessingShape" mc:Ignorable="w14 w15 w16se w16cid w16 w16cex w16sdtdh w16du wp14">
+<w:document xmlns:wpc="http://schemas.microsoft.com/office/word/2010/wordprocessingCanvas" xmlns:cx="http://schemas.microsoft.com/office/drawing/2014/chartex" xmlns:cx1="http://schemas.microsoft.com/office/drawing/2015/9/8/chartex" xmlns:cx2="http://schemas.microsoft.com/office/drawing/2015/10/21/chartex" xmlns:cx3="http://schemas.microsoft.com/office/drawing/2016/5/9/chartex" xmlns:cx4="http://schemas.microsoft.com/office/drawing/2016/5/10/chartex" xmlns:cx5="http://schemas.microsoft.com/office/drawing/2016/5/11/chartex" xmlns:cx6="http://schemas.microsoft.com/office/drawing/2016/5/12/chartex" xmlns:cx7="http://schemas.microsoft.com/office/drawing/2016/5/13/chartex" xmlns:cx8="http://schemas.microsoft.com/office/drawing/2016/5/14/chartex" xmlns:mc="http://schemas.openxmlformats.org/markup-compatibility/2006" xmlns:aink="http://schemas.microsoft.com/office/drawing/2016/ink" xmlns:am3d="http://schemas.microsoft.com/office/drawing/2017/model3d" xmlns:o="urn:schemas-microsoft-com:office:office" xmlns:oel="http://schemas.microsoft.com/office/2019/extlst" xmlns:r="http://schemas.openxmlformats.org/officeDocument/2006/relationships" xmlns:m="http://schemas.openxmlformats.org/officeDocument/2006/math" xmlns:v="urn:schemas-microsoft-com:vml" xmlns:wp14="http://schemas.microsoft.com/office/word/2010/wordprocessingDrawing" xmlns:wp="http://schemas.openxmlformats.org/drawingml/2006/wordprocessingDrawing" xmlns:w10="urn:schemas-microsoft-com:office:word" xmlns:w="http://schemas.openxmlformats.org/wordprocessingml/2006/main" xmlns:w14="http://schemas.microsoft.com/office/word/2010/wordml" xmlns:w15="http://schemas.microsoft.com/office/word/2012/wordml" xmlns:w16cex="http://schemas.microsoft.com/office/word/2018/wordml/cex" xmlns:w16cid="http://schemas.microsoft.com/office/word/2016/wordml/cid" xmlns:w16="http://schemas.microsoft.com/office/word/2018/wordml" xmlns:w16du="http://schemas.microsoft.com/office/word/2023/wordml/word16du" xmlns:w16sdtdh="http://schemas.microsoft.com/office/word/2020/wordml/sdtdatahash" xmlns:w16sdtfl="http://schemas.microsoft.com/office/word/2024/wordml/sdtformatlock" xmlns:w16se="http://schemas.microsoft.com/office/word/2015/wordml/symex" xmlns:wpg="http://schemas.microsoft.com/office/word/2010/wordprocessingGroup" xmlns:wpi="http://schemas.microsoft.com/office/word/2010/wordprocessingInk" xmlns:wne="http://schemas.microsoft.com/office/word/2006/wordml" xmlns:wps="http://schemas.microsoft.com/office/word/2010/wordprocessingShape" mc:Ignorable="w14 w15 w16se w16cid w16 w16cex w16sdtdh w16sdtfl w16du wp14">
   <w:body>
     <w:p>
       <w:pPr>
@@ -71,23 +71,7 @@
           <w:b/>
           <w:bCs/>
         </w:rPr>
-        <w:t xml:space="preserve">Veri Bilimci (Data </w:t>
-      </w:r>
-      <w:proofErr w:type="spellStart"/>
-      <w:r>
-        <w:rPr>
-          <w:b/>
-          <w:bCs/>
-        </w:rPr>
-        <w:t>Scientist</w:t>
-      </w:r>
-      <w:proofErr w:type="spellEnd"/>
-      <w:r>
-        <w:rPr>
-          <w:b/>
-          <w:bCs/>
-        </w:rPr>
-        <w:t>) Kimdir?</w:t>
+        <w:t>Veri Bilimci (Data Scientist) Kimdir?</w:t>
       </w:r>
     </w:p>
     <w:p>
@@ -250,7 +234,7 @@
     <w:p/>
     <w:p>
       <w:pPr>
-        <w:pStyle w:val="ListeParagraf"/>
+        <w:pStyle w:val="ListParagraph"/>
         <w:numPr>
           <w:ilvl w:val="0"/>
           <w:numId w:val="1"/>
@@ -420,19 +404,64 @@
           <w:i/>
           <w:iCs/>
         </w:rPr>
-        <w:t>1) Veri Toplama (</w:t>
-      </w:r>
-      <w:proofErr w:type="spellStart"/>
-      <w:r>
-        <w:rPr>
-          <w:b/>
-          <w:bCs/>
+        <w:t>1) Veri Toplama (Obtain data)</w:t>
+      </w:r>
+    </w:p>
+    <w:p>
+      <w:pPr>
+        <w:ind w:left="360"/>
+      </w:pPr>
+      <w:r>
+        <w:t>Problemin belirlenmesiyle beraber ihtiyaçlara yönelik veri, veri setlerinin toplanması gerekmektedir.</w:t>
+      </w:r>
+    </w:p>
+    <w:p>
+      <w:pPr>
+        <w:ind w:left="360"/>
+      </w:pPr>
+      <w:r>
+        <w:t>Bu tür veriler gerekli kurum/kuruluşlardan satın alınabilir, veri madenciliği yöntemleriyle elde edilebilir veya web verilerinden elde edilebilmektedir.</w:t>
+      </w:r>
+    </w:p>
+    <w:p>
+      <w:pPr>
+        <w:ind w:left="360"/>
+      </w:pPr>
+      <w:r>
+        <w:rPr>
+          <w:b/>
+          <w:bCs/>
+        </w:rPr>
+        <w:t>Örneğin</w:t>
+      </w:r>
+      <w:r>
+        <w:t>: AP</w:t>
+      </w:r>
+      <w:r>
+        <w:t>I</w:t>
+      </w:r>
+      <w:r>
+        <w:t xml:space="preserve"> Uygulamaları sayesinde ücretsiz Twitter, Facebook, Instagram, Spotify verilerine ulaşılabilmektedir.</w:t>
+      </w:r>
+    </w:p>
+    <w:p>
+      <w:pPr>
+        <w:ind w:left="360"/>
+      </w:pPr>
+    </w:p>
+    <w:p>
+      <w:pPr>
+        <w:ind w:left="360"/>
+      </w:pPr>
+    </w:p>
+    <w:p>
+      <w:pPr>
+        <w:ind w:left="360"/>
+        <w:rPr>
           <w:i/>
           <w:iCs/>
         </w:rPr>
-        <w:t>Obtain</w:t>
-      </w:r>
-      <w:proofErr w:type="spellEnd"/>
+      </w:pPr>
       <w:r>
         <w:rPr>
           <w:b/>
@@ -440,58 +469,15 @@
           <w:i/>
           <w:iCs/>
         </w:rPr>
-        <w:t xml:space="preserve"> data)</w:t>
-      </w:r>
-    </w:p>
-    <w:p>
-      <w:pPr>
-        <w:ind w:left="360"/>
-      </w:pPr>
-      <w:r>
-        <w:t>Problemin belirlenmesiyle beraber ihtiyaçlara yönelik veri, veri setlerinin toplanması gerekmektedir.</w:t>
-      </w:r>
-    </w:p>
-    <w:p>
-      <w:pPr>
-        <w:ind w:left="360"/>
-      </w:pPr>
-      <w:r>
-        <w:t>Bu tür veriler gerekli kurum/kuruluşlardan satın alınabilir, veri madenciliği yöntemleriyle elde edilebilir veya web verilerinden elde edilebilmektedir.</w:t>
-      </w:r>
-    </w:p>
-    <w:p>
-      <w:pPr>
-        <w:ind w:left="360"/>
-      </w:pPr>
-      <w:r>
-        <w:rPr>
-          <w:b/>
-          <w:bCs/>
-        </w:rPr>
-        <w:t>Örneğin</w:t>
-      </w:r>
-      <w:r>
-        <w:t>: APİ Uygulamaları sayesinde ücretsiz Twitter, Facebook, Instagram, Spotify verilerine ulaşılabilmektedir.</w:t>
-      </w:r>
-    </w:p>
-    <w:p>
-      <w:pPr>
-        <w:ind w:left="360"/>
-      </w:pPr>
-    </w:p>
-    <w:p>
-      <w:pPr>
-        <w:ind w:left="360"/>
-      </w:pPr>
-    </w:p>
-    <w:p>
-      <w:pPr>
-        <w:ind w:left="360"/>
+        <w:t>2)</w:t>
+      </w:r>
+      <w:r>
         <w:rPr>
           <w:i/>
           <w:iCs/>
         </w:rPr>
-      </w:pPr>
+        <w:t> </w:t>
+      </w:r>
       <w:r>
         <w:rPr>
           <w:b/>
@@ -499,15 +485,78 @@
           <w:i/>
           <w:iCs/>
         </w:rPr>
-        <w:t>2)</w:t>
-      </w:r>
-      <w:r>
+        <w:t>Veri Temizleme (Scrub data)</w:t>
+      </w:r>
+    </w:p>
+    <w:p>
+      <w:pPr>
+        <w:ind w:left="360"/>
+      </w:pPr>
+      <w:r>
+        <w:t>Veri temizleme adıyla karşımıza çıkan bu süreç, verileri önceden belirlenen bir formata göre standart hale getirme sürecidir.</w:t>
+      </w:r>
+    </w:p>
+    <w:p>
+      <w:pPr>
+        <w:ind w:left="360"/>
+      </w:pPr>
+      <w:r>
+        <w:t xml:space="preserve">Eksik verileri ele alma, veri hatalarını düzeltme ve aykırı verileri kaldırma adımlarını içerir. </w:t>
+      </w:r>
+    </w:p>
+    <w:p>
+      <w:pPr>
+        <w:ind w:left="360"/>
+      </w:pPr>
+      <w:r>
+        <w:t>Birkaç</w:t>
+      </w:r>
+      <w:r>
+        <w:t xml:space="preserve"> veri temizleme örnekleri şunlardır:</w:t>
+      </w:r>
+    </w:p>
+    <w:p>
+      <w:pPr>
+        <w:ind w:left="360"/>
+      </w:pPr>
+      <w:r>
+        <w:t>· Tüm tarih değerlerini ortak bir standarda dönüştürmek.</w:t>
+      </w:r>
+    </w:p>
+    <w:p>
+      <w:pPr>
+        <w:ind w:left="360"/>
+      </w:pPr>
+      <w:r>
+        <w:t>· İmla hatalarını veya gereksiz boşlukları düzeltmek.</w:t>
+      </w:r>
+    </w:p>
+    <w:p>
+      <w:pPr>
+        <w:ind w:left="360"/>
+      </w:pPr>
+      <w:r>
+        <w:t>· Matematik hatalarını düzeltmek veya büyük sayılardaki noktaları kaldırmak.</w:t>
+      </w:r>
+    </w:p>
+    <w:p>
+      <w:pPr>
+        <w:ind w:left="360"/>
+      </w:pPr>
+    </w:p>
+    <w:p>
+      <w:pPr>
+        <w:ind w:left="360"/>
+      </w:pPr>
+    </w:p>
+    <w:p>
+      <w:pPr>
+        <w:ind w:left="360"/>
         <w:rPr>
           <w:i/>
           <w:iCs/>
         </w:rPr>
-        <w:t> </w:t>
-      </w:r>
+      </w:pPr>
       <w:r>
         <w:rPr>
           <w:b/>
@@ -515,19 +564,15 @@
           <w:i/>
           <w:iCs/>
         </w:rPr>
-        <w:t>Veri Temizleme (</w:t>
-      </w:r>
-      <w:proofErr w:type="spellStart"/>
-      <w:r>
-        <w:rPr>
-          <w:b/>
-          <w:bCs/>
+        <w:t>3)</w:t>
+      </w:r>
+      <w:r>
+        <w:rPr>
           <w:i/>
           <w:iCs/>
         </w:rPr>
-        <w:t>Scrub</w:t>
-      </w:r>
-      <w:proofErr w:type="spellEnd"/>
+        <w:t> </w:t>
+      </w:r>
       <w:r>
         <w:rPr>
           <w:b/>
@@ -535,67 +580,17 @@
           <w:i/>
           <w:iCs/>
         </w:rPr>
-        <w:t xml:space="preserve"> data)</w:t>
-      </w:r>
-    </w:p>
-    <w:p>
-      <w:pPr>
-        <w:ind w:left="360"/>
-      </w:pPr>
-      <w:r>
-        <w:t>Veri temizleme adıyla karşımıza çıkan bu süreç, verileri önceden belirlenen bir formata göre standart hale getirme sürecidir.</w:t>
-      </w:r>
-    </w:p>
-    <w:p>
-      <w:pPr>
-        <w:ind w:left="360"/>
-      </w:pPr>
-      <w:r>
-        <w:t>Eksik verileri ele alma, veri hatalarını düzeltme ve aykırı verileri kaldırma adımlarını içerir. Bazı veri temizleme örnekleri şunlardır:</w:t>
-      </w:r>
-    </w:p>
-    <w:p>
-      <w:pPr>
-        <w:ind w:left="360"/>
-      </w:pPr>
-      <w:r>
-        <w:t>· Tüm tarih değerlerini ortak bir standarda dönüştürmek.</w:t>
-      </w:r>
-    </w:p>
-    <w:p>
-      <w:pPr>
-        <w:ind w:left="360"/>
-      </w:pPr>
-      <w:r>
-        <w:t>· İmla hatalarını veya gereksiz boşlukları düzeltmek.</w:t>
-      </w:r>
-    </w:p>
-    <w:p>
-      <w:pPr>
-        <w:ind w:left="360"/>
-      </w:pPr>
-      <w:r>
-        <w:t>· Matematik hatalarını düzeltmek veya büyük sayılardaki noktaları kaldırmak.</w:t>
-      </w:r>
-    </w:p>
-    <w:p>
-      <w:pPr>
-        <w:ind w:left="360"/>
-      </w:pPr>
-    </w:p>
-    <w:p>
-      <w:pPr>
-        <w:ind w:left="360"/>
-      </w:pPr>
-    </w:p>
-    <w:p>
-      <w:pPr>
-        <w:ind w:left="360"/>
-        <w:rPr>
+        <w:t>Verileri</w:t>
+      </w:r>
+      <w:r>
+        <w:rPr>
+          <w:b/>
+          <w:bCs/>
           <w:i/>
           <w:iCs/>
         </w:rPr>
-      </w:pPr>
+        <w:t>n</w:t>
+      </w:r>
       <w:r>
         <w:rPr>
           <w:b/>
@@ -603,15 +598,57 @@
           <w:i/>
           <w:iCs/>
         </w:rPr>
-        <w:t>3)</w:t>
-      </w:r>
-      <w:r>
+        <w:t xml:space="preserve"> Analizi (Explore data)</w:t>
+      </w:r>
+    </w:p>
+    <w:p>
+      <w:pPr>
+        <w:ind w:left="360"/>
+      </w:pPr>
+      <w:r>
+        <w:t>Veri keşfi, ileride uygulanacak veri modelleme (makine öğrenmesi) stratejilerini planlarken kullanılan ön veri analizidir.</w:t>
+      </w:r>
+    </w:p>
+    <w:p>
+      <w:pPr>
+        <w:ind w:left="360"/>
+      </w:pPr>
+      <w:r>
+        <w:t>Veri bilimciler, açıklayıcı istatistiklerden ve veri görselleştirme araçlarından yararlanarak verileri genel hatlarıyla anlamaya başlar.</w:t>
+      </w:r>
+    </w:p>
+    <w:p>
+      <w:pPr>
+        <w:ind w:left="360"/>
+      </w:pPr>
+      <w:r>
+        <w:t xml:space="preserve">Bundan sonra, üzerinde çalışılabilecek veya eyleme dönüştürülebilecek ilgi çekici düzenleri belirlemek için </w:t>
+      </w:r>
+      <w:r>
+        <w:t>veri</w:t>
+      </w:r>
+      <w:r>
+        <w:t xml:space="preserve"> analizleri mümkün olur.</w:t>
+      </w:r>
+    </w:p>
+    <w:p>
+      <w:pPr>
+        <w:ind w:left="360"/>
+      </w:pPr>
+    </w:p>
+    <w:p>
+      <w:pPr>
+        <w:ind w:left="360"/>
+      </w:pPr>
+    </w:p>
+    <w:p>
+      <w:pPr>
+        <w:ind w:left="360"/>
         <w:rPr>
           <w:i/>
           <w:iCs/>
         </w:rPr>
-        <w:t> </w:t>
-      </w:r>
+      </w:pPr>
       <w:r>
         <w:rPr>
           <w:b/>
@@ -619,19 +656,15 @@
           <w:i/>
           <w:iCs/>
         </w:rPr>
-        <w:t>Verileri Analizi (</w:t>
-      </w:r>
-      <w:proofErr w:type="spellStart"/>
-      <w:r>
-        <w:rPr>
-          <w:b/>
-          <w:bCs/>
+        <w:t>4)</w:t>
+      </w:r>
+      <w:r>
+        <w:rPr>
           <w:i/>
           <w:iCs/>
         </w:rPr>
-        <w:t>Explore</w:t>
-      </w:r>
-      <w:proofErr w:type="spellEnd"/>
+        <w:t> </w:t>
+      </w:r>
       <w:r>
         <w:rPr>
           <w:b/>
@@ -639,37 +672,40 @@
           <w:i/>
           <w:iCs/>
         </w:rPr>
-        <w:t xml:space="preserve"> data)</w:t>
-      </w:r>
-    </w:p>
-    <w:p>
-      <w:pPr>
-        <w:ind w:left="360"/>
-      </w:pPr>
-      <w:r>
-        <w:t>Veri keşfi, ileride uygulanacak veri modelleme (makine öğrenmesi) stratejilerini planlarken kullanılan ön veri analizidir.</w:t>
-      </w:r>
-    </w:p>
-    <w:p>
-      <w:pPr>
-        <w:ind w:left="360"/>
-      </w:pPr>
-      <w:r>
-        <w:t>Veri bilimciler, açıklayıcı istatistiklerden ve veri görselleştirme araçlarından yararlanarak verileri genel hatlarıyla anlamaya başlar.</w:t>
-      </w:r>
-    </w:p>
-    <w:p>
-      <w:pPr>
-        <w:ind w:left="360"/>
-      </w:pPr>
-      <w:r>
-        <w:t>Bundan sonra, üzerinde çalışılabilecek veya eyleme dönüştürülebilecek ilgi çekici düzenleri belirlemek için verileri analizleri mümkün olur.</w:t>
-      </w:r>
-    </w:p>
-    <w:p>
-      <w:pPr>
-        <w:ind w:left="360"/>
-      </w:pPr>
+        <w:t>Veri Modelleme (Model data) (Makine Öğrenmesi)</w:t>
+      </w:r>
+    </w:p>
+    <w:p>
+      <w:pPr>
+        <w:ind w:left="360"/>
+      </w:pPr>
+      <w:r>
+        <w:t>Daha derin öngörüler edinmek, sonuçları tahmin etmek ve en iyi eylem tarzını belirlemek için yazılım ve makine öğrenimi algoritmaları kullanılır.</w:t>
+      </w:r>
+    </w:p>
+    <w:p>
+      <w:pPr>
+        <w:ind w:left="360"/>
+      </w:pPr>
+      <w:r>
+        <w:t>Eğitim veri kümesine ilişkilendirme, sınıflandırma ve kümeleme gibi makine öğrenimi teknikleri uygulanır.</w:t>
+      </w:r>
+    </w:p>
+    <w:p>
+      <w:pPr>
+        <w:ind w:left="360"/>
+      </w:pPr>
+      <w:r>
+        <w:t>İsabet oranını değerlendirmek amacıyla, model önceden belirlenen test verileriyle karşılaştırılarak test edilebilir.</w:t>
+      </w:r>
+    </w:p>
+    <w:p>
+      <w:pPr>
+        <w:ind w:left="360"/>
+      </w:pPr>
+      <w:r>
+        <w:t>Sonuçların iyileştirilmesi amacıyla, veri modeli üzerinde üst üste defalarca hassas ayar yapılabilir. (AB Test)</w:t>
+      </w:r>
     </w:p>
     <w:p>
       <w:pPr>
@@ -691,7 +727,7 @@
           <w:i/>
           <w:iCs/>
         </w:rPr>
-        <w:t>4)</w:t>
+        <w:t>5)</w:t>
       </w:r>
       <w:r>
         <w:rPr>
@@ -707,39 +743,81 @@
           <w:i/>
           <w:iCs/>
         </w:rPr>
-        <w:t>Veri Modelleme (Model data) (Makine Öğrenmesi)</w:t>
-      </w:r>
-    </w:p>
-    <w:p>
-      <w:pPr>
-        <w:ind w:left="360"/>
-      </w:pPr>
-      <w:r>
-        <w:t>Daha derin öngörüler edinmek, sonuçları tahmin etmek ve en iyi eylem tarzını belirlemek için yazılım ve makine öğrenimi algoritmaları kullanılır.</w:t>
-      </w:r>
-    </w:p>
-    <w:p>
-      <w:pPr>
-        <w:ind w:left="360"/>
-      </w:pPr>
-      <w:r>
-        <w:t>Eğitim veri kümesine ilişkilendirme, sınıflandırma ve kümeleme gibi makine öğrenimi teknikleri uygulanır.</w:t>
-      </w:r>
-    </w:p>
-    <w:p>
-      <w:pPr>
-        <w:ind w:left="360"/>
-      </w:pPr>
-      <w:r>
-        <w:t>İsabet oranını değerlendirmek amacıyla, model önceden belirlenen test verileriyle karşılaştırılarak test edilebilir.</w:t>
-      </w:r>
-    </w:p>
-    <w:p>
-      <w:pPr>
-        <w:ind w:left="360"/>
-      </w:pPr>
-      <w:r>
-        <w:t>Sonuçların iyileştirilmesi amacıyla, veri modeli üzerinde üst üste defalarca hassas ayar yapılabilir. (AB Test)</w:t>
+        <w:t>Yorumlama ve Raporlandırma (Interpret results)</w:t>
+      </w:r>
+    </w:p>
+    <w:p>
+      <w:pPr>
+        <w:ind w:left="360"/>
+      </w:pPr>
+      <w:r>
+        <w:t>Veri bilimciler, veri öngörülerini eyleme dönüştürmek için analistlerle ve işletmelerle birlikte çalışır.</w:t>
+      </w:r>
+    </w:p>
+    <w:p>
+      <w:pPr>
+        <w:ind w:left="360"/>
+      </w:pPr>
+      <w:r>
+        <w:t>Yapılan tüm çalışmalar sonucunda Veri Analizleri görselleştirilir, raporlandırılır ve gerekli kişi/kişilere aktarılır.</w:t>
+      </w:r>
+    </w:p>
+    <w:p>
+      <w:pPr>
+        <w:ind w:left="360"/>
+      </w:pPr>
+      <w:r>
+        <w:t>Verilerin özetlenmesi, yöneticilerin (kişilerin) sonuçları etkili bir şekilde anlamasına ve uygulamasına yardımcı olmaktadır.</w:t>
+      </w:r>
+    </w:p>
+    <w:p>
+      <w:pPr>
+        <w:ind w:left="360"/>
+      </w:pPr>
+      <w:r>
+        <w:t>Bu yüzden Veri Bilimciler için İletişim yeteneği oldukça önemlidir.</w:t>
+      </w:r>
+    </w:p>
+    <w:p>
+      <w:pPr>
+        <w:ind w:left="360"/>
+      </w:pPr>
+    </w:p>
+    <w:p>
+      <w:pPr>
+        <w:ind w:left="360"/>
+      </w:pPr>
+    </w:p>
+    <w:p>
+      <w:pPr>
+        <w:ind w:left="360"/>
+        <w:rPr>
+          <w:b/>
+          <w:bCs/>
+        </w:rPr>
+      </w:pPr>
+      <w:r>
+        <w:rPr>
+          <w:b/>
+          <w:bCs/>
+        </w:rPr>
+        <w:t>Veri Bilimi Teknikleri Nelerdir?</w:t>
+      </w:r>
+    </w:p>
+    <w:p>
+      <w:pPr>
+        <w:ind w:left="360"/>
+      </w:pPr>
+      <w:r>
+        <w:t>Veri bilimi uzmanları, veri bilimi sürecini izlemek için bilgi işlem sistemleri oluşturur.</w:t>
+      </w:r>
+    </w:p>
+    <w:p>
+      <w:pPr>
+        <w:ind w:left="360"/>
+      </w:pPr>
+      <w:r>
+        <w:t>Veri bilimciler tarafından kullanılan başlıca teknikler şunlardır:</w:t>
       </w:r>
     </w:p>
     <w:p>
@@ -762,15 +840,70 @@
           <w:i/>
           <w:iCs/>
         </w:rPr>
-        <w:t>5)</w:t>
-      </w:r>
-      <w:r>
+        <w:t>Sınıflandırma</w:t>
+      </w:r>
+    </w:p>
+    <w:p>
+      <w:pPr>
+        <w:ind w:left="360"/>
+      </w:pPr>
+      <w:r>
+        <w:t>Sınıflandırma, verilerin belirli grup veya kategorilere göre tasnif edilmesidir.</w:t>
+      </w:r>
+    </w:p>
+    <w:p>
+      <w:pPr>
+        <w:ind w:left="360"/>
+      </w:pPr>
+      <w:r>
+        <w:t>Bilgisayarlar, verileri belirlemek ve tasnif etmek üzere eğitilir. Bilinen veri kümeleri kullanılarak, bir bilgisayarda verileri hızlı bir şekilde işleyen ve kategorize eden karar algoritmaları oluşturulur.</w:t>
+      </w:r>
+    </w:p>
+    <w:p>
+      <w:pPr>
+        <w:ind w:left="360"/>
+      </w:pPr>
+      <w:r>
+        <w:t>Örneğin:</w:t>
+      </w:r>
+    </w:p>
+    <w:p>
+      <w:pPr>
+        <w:ind w:left="360"/>
+      </w:pPr>
+      <w:r>
+        <w:t>· Ürünleri popüler veya popüler değil olarak tasnif etme</w:t>
+      </w:r>
+    </w:p>
+    <w:p>
+      <w:pPr>
+        <w:ind w:left="360"/>
+      </w:pPr>
+      <w:r>
+        <w:t>· Sigorta başvurularını yüksek riskli veya düşük riskli olarak tasnif etme</w:t>
+      </w:r>
+    </w:p>
+    <w:p>
+      <w:pPr>
+        <w:ind w:left="360"/>
+      </w:pPr>
+      <w:r>
+        <w:t>· Sosyal medya yorumlarını olumlu, olumsuz veya nötr olarak tasnif etme.</w:t>
+      </w:r>
+    </w:p>
+    <w:p>
+      <w:pPr>
+        <w:ind w:left="360"/>
+      </w:pPr>
+    </w:p>
+    <w:p>
+      <w:pPr>
+        <w:ind w:left="360"/>
         <w:rPr>
           <w:i/>
           <w:iCs/>
         </w:rPr>
-        <w:t> </w:t>
-      </w:r>
+      </w:pPr>
       <w:r>
         <w:rPr>
           <w:b/>
@@ -778,19 +911,83 @@
           <w:i/>
           <w:iCs/>
         </w:rPr>
-        <w:t>Yorumlama ve Raporlandırma (</w:t>
-      </w:r>
-      <w:proofErr w:type="spellStart"/>
-      <w:r>
-        <w:rPr>
-          <w:b/>
-          <w:bCs/>
+        <w:t>Kümeleme</w:t>
+      </w:r>
+    </w:p>
+    <w:p>
+      <w:pPr>
+        <w:ind w:left="360"/>
+      </w:pPr>
+      <w:r>
+        <w:t>Kümeleme, düzenleri veya anormallikleri bulmak amacıyla, birbiriyle yakından ilişkili verileri gruplandırma yöntemidir.</w:t>
+      </w:r>
+    </w:p>
+    <w:p>
+      <w:pPr>
+        <w:ind w:left="360"/>
+      </w:pPr>
+      <w:r>
+        <w:t>Kümelemenin, sınıflandırmadan farkı, verilerin sabit kategorilere isabetli bir şekilde sınıflandırılamamasıdır.</w:t>
+      </w:r>
+    </w:p>
+    <w:p>
+      <w:pPr>
+        <w:ind w:left="360"/>
+      </w:pPr>
+      <w:r>
+        <w:t>Bu nedenle veriler, en olası ilişkileri göz önünde bulundurularak gruplandırılır. Kümeleme sayesinde yeni düzenler ve ilişkiler keşfedilebilir.</w:t>
+      </w:r>
+    </w:p>
+    <w:p>
+      <w:pPr>
+        <w:ind w:left="360"/>
+      </w:pPr>
+      <w:r>
+        <w:t>Örneğin:</w:t>
+      </w:r>
+    </w:p>
+    <w:p>
+      <w:pPr>
+        <w:ind w:left="360"/>
+      </w:pPr>
+      <w:r>
+        <w:t>· Daha iyi müşteri hizmeti sunmak amacıyla, benzer alışveriş davranışları sergileyen müşterileri gruplandırma.</w:t>
+      </w:r>
+    </w:p>
+    <w:p>
+      <w:pPr>
+        <w:ind w:left="360"/>
+      </w:pPr>
+      <w:r>
+        <w:t>· Günlük kullanım düzenlerini belirlemek ve bir ağ saldırısını daha hızlı tespit etmek için ağ trafiğini gruplandırma.</w:t>
+      </w:r>
+    </w:p>
+    <w:p>
+      <w:pPr>
+        <w:ind w:left="360"/>
+      </w:pPr>
+      <w:r>
+        <w:t>· Makaleleri farklı haber kategorileri altında kümeleme ve bu bilgileri asılsız haber içeriklerini bulmak üzere kullanma.</w:t>
+      </w:r>
+    </w:p>
+    <w:p>
+      <w:pPr>
+        <w:ind w:left="360"/>
+      </w:pPr>
+    </w:p>
+    <w:p>
+      <w:pPr>
+        <w:ind w:left="360"/>
+      </w:pPr>
+    </w:p>
+    <w:p>
+      <w:pPr>
+        <w:ind w:left="360"/>
+        <w:rPr>
           <w:i/>
           <w:iCs/>
         </w:rPr>
-        <w:t>Interpret</w:t>
-      </w:r>
-      <w:proofErr w:type="spellEnd"/>
+      </w:pPr>
       <w:r>
         <w:rPr>
           <w:b/>
@@ -798,140 +995,31 @@
           <w:i/>
           <w:iCs/>
         </w:rPr>
-        <w:t xml:space="preserve"> </w:t>
-      </w:r>
-      <w:proofErr w:type="spellStart"/>
-      <w:r>
-        <w:rPr>
-          <w:b/>
-          <w:bCs/>
-          <w:i/>
-          <w:iCs/>
-        </w:rPr>
-        <w:t>results</w:t>
-      </w:r>
-      <w:proofErr w:type="spellEnd"/>
-      <w:r>
-        <w:rPr>
-          <w:b/>
-          <w:bCs/>
-          <w:i/>
-          <w:iCs/>
-        </w:rPr>
-        <w:t>)</w:t>
-      </w:r>
-    </w:p>
-    <w:p>
-      <w:pPr>
-        <w:ind w:left="360"/>
-      </w:pPr>
-      <w:r>
-        <w:t>Veri bilimciler, veri öngörülerini eyleme dönüştürmek için analistlerle ve işletmelerle birlikte çalışır.</w:t>
-      </w:r>
-    </w:p>
-    <w:p>
-      <w:pPr>
-        <w:ind w:left="360"/>
-      </w:pPr>
-      <w:r>
-        <w:t>Yapılan tüm çalışmalar sonucunda Veri Analizleri görselleştirilir, raporlandırılır ve gerekli kişi/kişilere aktarılır.</w:t>
-      </w:r>
-    </w:p>
-    <w:p>
-      <w:pPr>
-        <w:ind w:left="360"/>
-      </w:pPr>
-      <w:r>
-        <w:t>Verilerin özetlenmesi, yöneticilerin (kişilerin) sonuçları etkili bir şekilde anlamasına ve uygulamasına yardımcı olmaktadır.</w:t>
-      </w:r>
-    </w:p>
-    <w:p>
-      <w:pPr>
-        <w:ind w:left="360"/>
-      </w:pPr>
-      <w:r>
-        <w:t>Bu yüzden Veri Bilimciler için İletişim yeteneği oldukça önemlidir.</w:t>
-      </w:r>
-    </w:p>
-    <w:p>
-      <w:pPr>
-        <w:ind w:left="360"/>
-      </w:pPr>
-    </w:p>
-    <w:p>
-      <w:pPr>
-        <w:ind w:left="360"/>
-      </w:pPr>
-    </w:p>
-    <w:p>
-      <w:pPr>
-        <w:ind w:left="360"/>
-        <w:rPr>
-          <w:b/>
-          <w:bCs/>
-        </w:rPr>
-      </w:pPr>
-      <w:r>
-        <w:rPr>
-          <w:b/>
-          <w:bCs/>
-        </w:rPr>
-        <w:t>Veri Bilimi Teknikleri Nelerdir?</w:t>
-      </w:r>
-    </w:p>
-    <w:p>
-      <w:pPr>
-        <w:ind w:left="360"/>
-      </w:pPr>
-      <w:r>
-        <w:t>Veri bilimi uzmanları, veri bilimi sürecini izlemek için bilgi işlem sistemleri oluşturur.</w:t>
-      </w:r>
-    </w:p>
-    <w:p>
-      <w:pPr>
-        <w:ind w:left="360"/>
-      </w:pPr>
-      <w:r>
-        <w:t>Veri bilimciler tarafından kullanılan başlıca teknikler şunlardır:</w:t>
-      </w:r>
-    </w:p>
-    <w:p>
-      <w:pPr>
-        <w:ind w:left="360"/>
-      </w:pPr>
-    </w:p>
-    <w:p>
-      <w:pPr>
-        <w:ind w:left="360"/>
-        <w:rPr>
-          <w:i/>
-          <w:iCs/>
-        </w:rPr>
-      </w:pPr>
-      <w:r>
-        <w:rPr>
-          <w:b/>
-          <w:bCs/>
-          <w:i/>
-          <w:iCs/>
-        </w:rPr>
-        <w:t>Sınıflandırma</w:t>
-      </w:r>
-    </w:p>
-    <w:p>
-      <w:pPr>
-        <w:ind w:left="360"/>
-      </w:pPr>
-      <w:r>
-        <w:t>Sınıflandırma, verilerin belirli grup veya kategorilere göre tasnif edilmesidir.</w:t>
-      </w:r>
-    </w:p>
-    <w:p>
-      <w:pPr>
-        <w:ind w:left="360"/>
-      </w:pPr>
-      <w:r>
-        <w:t>Bilgisayarlar, verileri belirlemek ve tasnif etmek üzere eğitilir. Bilinen veri kümeleri kullanılarak, bir bilgisayarda verileri hızlı bir şekilde işleyen ve kategorize eden karar algoritmaları oluşturulur.</w:t>
+        <w:t>Regresyon</w:t>
+      </w:r>
+    </w:p>
+    <w:p>
+      <w:pPr>
+        <w:ind w:left="360"/>
+      </w:pPr>
+      <w:r>
+        <w:t>Regresyon, alakasız görünen iki veri noktası arasında bir ilişki bulma yöntemidir.</w:t>
+      </w:r>
+    </w:p>
+    <w:p>
+      <w:pPr>
+        <w:ind w:left="360"/>
+      </w:pPr>
+      <w:r>
+        <w:t>Bağlantı genellikle bir matematik formülü etrafında modellenir ve bir grafik ya da eğriler olarak temsil edilir.</w:t>
+      </w:r>
+    </w:p>
+    <w:p>
+      <w:pPr>
+        <w:ind w:left="360"/>
+      </w:pPr>
+      <w:r>
+        <w:t>Veri noktalarından birinin değeri bilindiğinde, diğer veri noktasını tahmin etmek için regresyon kullanılır.</w:t>
       </w:r>
     </w:p>
     <w:p>
@@ -947,70 +1035,88 @@
         <w:ind w:left="360"/>
       </w:pPr>
       <w:r>
-        <w:t>· Ürünleri popüler veya popüler değil olarak tasnif etme</w:t>
-      </w:r>
-    </w:p>
-    <w:p>
-      <w:pPr>
-        <w:ind w:left="360"/>
-      </w:pPr>
-      <w:r>
-        <w:t>· Sigorta başvurularını yüksek riskli veya düşük riskli olarak tasnif etme</w:t>
-      </w:r>
-    </w:p>
-    <w:p>
-      <w:pPr>
-        <w:ind w:left="360"/>
-      </w:pPr>
-      <w:r>
-        <w:t>· Sosyal medya yorumlarını olumlu, olumsuz veya nötr olarak tasnif etme.</w:t>
-      </w:r>
-    </w:p>
-    <w:p>
-      <w:pPr>
-        <w:ind w:left="360"/>
-      </w:pPr>
-    </w:p>
-    <w:p>
-      <w:pPr>
-        <w:ind w:left="360"/>
-        <w:rPr>
-          <w:i/>
-          <w:iCs/>
-        </w:rPr>
-      </w:pPr>
-      <w:r>
-        <w:rPr>
-          <w:b/>
-          <w:bCs/>
-          <w:i/>
-          <w:iCs/>
-        </w:rPr>
-        <w:t>Kümeleme</w:t>
-      </w:r>
-    </w:p>
-    <w:p>
-      <w:pPr>
-        <w:ind w:left="360"/>
-      </w:pPr>
-      <w:r>
-        <w:t>Kümeleme, düzenleri veya anormallikleri bulmak amacıyla, birbiriyle yakından ilişkili verileri gruplandırma yöntemidir.</w:t>
-      </w:r>
-    </w:p>
-    <w:p>
-      <w:pPr>
-        <w:ind w:left="360"/>
-      </w:pPr>
-      <w:r>
-        <w:t>Kümelemenin, sınıflandırmadan farkı, verilerin sabit kategorilere isabetli bir şekilde sınıflandırılamamasıdır.</w:t>
-      </w:r>
-    </w:p>
-    <w:p>
-      <w:pPr>
-        <w:ind w:left="360"/>
-      </w:pPr>
-      <w:r>
-        <w:t>Bu nedenle veriler, en olası ilişkileri göz önünde bulundurularak gruplandırılır. Kümeleme sayesinde yeni düzenler ve ilişkiler keşfedilebilir.</w:t>
+        <w:t>· Hava yoluyla bulaşan hastalıkların yayılma hızı.</w:t>
+      </w:r>
+    </w:p>
+    <w:p>
+      <w:pPr>
+        <w:ind w:left="360"/>
+      </w:pPr>
+      <w:r>
+        <w:t>· Müşteri memnuniyeti ile çalışan sayısı arasındaki ilişki.</w:t>
+      </w:r>
+    </w:p>
+    <w:p>
+      <w:pPr>
+        <w:ind w:left="360"/>
+      </w:pPr>
+      <w:r>
+        <w:t>· Belirli bir konumda itfaiye istasyonlarının sayısı ile yangından kaynaklanan yaralanma sayısı arasındaki ilişki.</w:t>
+      </w:r>
+    </w:p>
+    <w:p>
+      <w:pPr>
+        <w:ind w:left="360"/>
+        <w:rPr>
+          <w:b/>
+          <w:bCs/>
+        </w:rPr>
+      </w:pPr>
+    </w:p>
+    <w:p>
+      <w:pPr>
+        <w:ind w:left="360"/>
+        <w:rPr>
+          <w:b/>
+          <w:bCs/>
+        </w:rPr>
+      </w:pPr>
+    </w:p>
+    <w:p>
+      <w:pPr>
+        <w:ind w:left="360"/>
+        <w:rPr>
+          <w:b/>
+          <w:bCs/>
+        </w:rPr>
+      </w:pPr>
+      <w:r>
+        <w:rPr>
+          <w:b/>
+          <w:bCs/>
+        </w:rPr>
+        <w:t>Korelasyon</w:t>
+      </w:r>
+    </w:p>
+    <w:p>
+      <w:pPr>
+        <w:ind w:left="360"/>
+        <w:rPr>
+          <w:b/>
+          <w:bCs/>
+        </w:rPr>
+      </w:pPr>
+    </w:p>
+    <w:p>
+      <w:pPr>
+        <w:ind w:left="360"/>
+      </w:pPr>
+      <w:r>
+        <w:t>Korelasyon, iki rassal</w:t>
+      </w:r>
+      <w:r>
+        <w:t xml:space="preserve"> (random)</w:t>
+      </w:r>
+      <w:r>
+        <w:t xml:space="preserve"> değişken arasındaki doğrusal ilişkinin yönünü ve gücünü belirtir.</w:t>
+      </w:r>
+    </w:p>
+    <w:p>
+      <w:pPr>
+        <w:ind w:left="360"/>
+      </w:pPr>
+      <w:r>
+        <w:t>Korelasyon (ilişki), iki değişkenin birlikte değişiminin bir ölçüsüdür. </w:t>
       </w:r>
     </w:p>
     <w:p>
@@ -1026,200 +1132,6 @@
         <w:ind w:left="360"/>
       </w:pPr>
       <w:r>
-        <w:t>· Daha iyi müşteri hizmeti sunmak amacıyla, benzer alışveriş davranışları sergileyen müşterileri gruplandırma.</w:t>
-      </w:r>
-    </w:p>
-    <w:p>
-      <w:pPr>
-        <w:ind w:left="360"/>
-      </w:pPr>
-      <w:r>
-        <w:t>· Günlük kullanım düzenlerini belirlemek ve bir ağ saldırısını daha hızlı tespit etmek için ağ trafiğini gruplandırma.</w:t>
-      </w:r>
-    </w:p>
-    <w:p>
-      <w:pPr>
-        <w:ind w:left="360"/>
-      </w:pPr>
-      <w:r>
-        <w:t>· Makaleleri farklı haber kategorileri altında kümeleme ve bu bilgileri asılsız haber içeriklerini bulmak üzere kullanma.</w:t>
-      </w:r>
-    </w:p>
-    <w:p>
-      <w:pPr>
-        <w:ind w:left="360"/>
-      </w:pPr>
-    </w:p>
-    <w:p>
-      <w:pPr>
-        <w:ind w:left="360"/>
-      </w:pPr>
-    </w:p>
-    <w:p>
-      <w:pPr>
-        <w:ind w:left="360"/>
-        <w:rPr>
-          <w:i/>
-          <w:iCs/>
-        </w:rPr>
-      </w:pPr>
-      <w:r>
-        <w:rPr>
-          <w:b/>
-          <w:bCs/>
-          <w:i/>
-          <w:iCs/>
-        </w:rPr>
-        <w:t>Regresyon</w:t>
-      </w:r>
-    </w:p>
-    <w:p>
-      <w:pPr>
-        <w:ind w:left="360"/>
-      </w:pPr>
-      <w:r>
-        <w:t>Regresyon, alakasız görünen iki veri noktası arasında bir ilişki bulma yöntemidir.</w:t>
-      </w:r>
-    </w:p>
-    <w:p>
-      <w:pPr>
-        <w:ind w:left="360"/>
-      </w:pPr>
-      <w:r>
-        <w:t>Bağlantı genellikle bir matematik formülü etrafında modellenir ve bir grafik ya da eğriler olarak temsil edilir.</w:t>
-      </w:r>
-    </w:p>
-    <w:p>
-      <w:pPr>
-        <w:ind w:left="360"/>
-      </w:pPr>
-      <w:r>
-        <w:t>Veri noktalarından birinin değeri bilindiğinde, diğer veri noktasını tahmin etmek için regresyon kullanılır.</w:t>
-      </w:r>
-    </w:p>
-    <w:p>
-      <w:pPr>
-        <w:ind w:left="360"/>
-      </w:pPr>
-      <w:r>
-        <w:t>Örneğin:</w:t>
-      </w:r>
-    </w:p>
-    <w:p>
-      <w:pPr>
-        <w:ind w:left="360"/>
-      </w:pPr>
-      <w:r>
-        <w:t>· Hava yoluyla bulaşan hastalıkların yayılma hızı.</w:t>
-      </w:r>
-    </w:p>
-    <w:p>
-      <w:pPr>
-        <w:ind w:left="360"/>
-      </w:pPr>
-      <w:r>
-        <w:t>· Müşteri memnuniyeti ile çalışan sayısı arasındaki ilişki.</w:t>
-      </w:r>
-    </w:p>
-    <w:p>
-      <w:pPr>
-        <w:ind w:left="360"/>
-      </w:pPr>
-      <w:r>
-        <w:t>· Belirli bir konumda itfaiye istasyonlarının sayısı ile yangından kaynaklanan yaralanma sayısı arasındaki ilişki.</w:t>
-      </w:r>
-    </w:p>
-    <w:p>
-      <w:pPr>
-        <w:ind w:left="360"/>
-        <w:rPr>
-          <w:b/>
-          <w:bCs/>
-        </w:rPr>
-      </w:pPr>
-    </w:p>
-    <w:p>
-      <w:pPr>
-        <w:ind w:left="360"/>
-        <w:rPr>
-          <w:b/>
-          <w:bCs/>
-        </w:rPr>
-      </w:pPr>
-    </w:p>
-    <w:p>
-      <w:pPr>
-        <w:ind w:left="360"/>
-        <w:rPr>
-          <w:b/>
-          <w:bCs/>
-        </w:rPr>
-      </w:pPr>
-      <w:r>
-        <w:rPr>
-          <w:b/>
-          <w:bCs/>
-        </w:rPr>
-        <w:t>Korelasyon</w:t>
-      </w:r>
-    </w:p>
-    <w:p>
-      <w:pPr>
-        <w:ind w:left="360"/>
-        <w:rPr>
-          <w:b/>
-          <w:bCs/>
-        </w:rPr>
-      </w:pPr>
-    </w:p>
-    <w:p>
-      <w:pPr>
-        <w:ind w:left="360"/>
-      </w:pPr>
-      <w:r>
-        <w:t xml:space="preserve">Korelasyon, iki </w:t>
-      </w:r>
-      <w:proofErr w:type="spellStart"/>
-      <w:r>
-        <w:t>rassal</w:t>
-      </w:r>
-      <w:proofErr w:type="spellEnd"/>
-      <w:r>
-        <w:t xml:space="preserve"> (</w:t>
-      </w:r>
-      <w:proofErr w:type="spellStart"/>
-      <w:r>
-        <w:t>random</w:t>
-      </w:r>
-      <w:proofErr w:type="spellEnd"/>
-      <w:r>
-        <w:t>)</w:t>
-      </w:r>
-      <w:r>
-        <w:t xml:space="preserve"> değişken arasındaki doğrusal ilişkinin yönünü ve gücünü belirtir.</w:t>
-      </w:r>
-    </w:p>
-    <w:p>
-      <w:pPr>
-        <w:ind w:left="360"/>
-      </w:pPr>
-      <w:r>
-        <w:t>Korelasyon (ilişki), iki değişkenin birlikte değişiminin bir ölçüsüdür. </w:t>
-      </w:r>
-    </w:p>
-    <w:p>
-      <w:pPr>
-        <w:ind w:left="360"/>
-      </w:pPr>
-      <w:r>
-        <w:t>Örneğin:</w:t>
-      </w:r>
-    </w:p>
-    <w:p>
-      <w:pPr>
-        <w:ind w:left="360"/>
-      </w:pPr>
-      <w:r>
         <w:t>-</w:t>
       </w:r>
       <w:r>
@@ -1341,7 +1253,7 @@
     </w:p>
     <w:p>
       <w:pPr>
-        <w:pStyle w:val="ListeParagraf"/>
+        <w:pStyle w:val="ListParagraph"/>
         <w:numPr>
           <w:ilvl w:val="0"/>
           <w:numId w:val="2"/>
@@ -1380,15 +1292,7 @@
         <w:ind w:left="360"/>
       </w:pPr>
       <w:r>
-        <w:t>Kuralcı ya da normatif analitik (</w:t>
-      </w:r>
-      <w:proofErr w:type="spellStart"/>
-      <w:r>
-        <w:t>Prescriptive</w:t>
-      </w:r>
-      <w:proofErr w:type="spellEnd"/>
-      <w:r>
-        <w:t xml:space="preserve"> Analysis), gelecekteki eylemleri önermek için geçmiş trendleri ve verileri kullanarak tahmine dayalı analitiği bir adım öteye taşır.</w:t>
+        <w:t>Kuralcı ya da normatif analitik (Prescriptive Analysis), gelecekteki eylemleri önermek için geçmiş trendleri ve verileri kullanarak tahmine dayalı analitiği bir adım öteye taşır.</w:t>
       </w:r>
     </w:p>
     <w:p>
@@ -1406,7 +1310,7 @@
     </w:p>
     <w:p>
       <w:pPr>
-        <w:pStyle w:val="ListeParagraf"/>
+        <w:pStyle w:val="ListParagraph"/>
         <w:numPr>
           <w:ilvl w:val="0"/>
           <w:numId w:val="2"/>
@@ -1462,34 +1366,20 @@
       <w:r>
         <w:t> </w:t>
       </w:r>
-      <w:proofErr w:type="spellStart"/>
-      <w:r>
-        <w:rPr>
-          <w:b/>
-          <w:bCs/>
-        </w:rPr>
-        <w:t>IoT</w:t>
-      </w:r>
-      <w:proofErr w:type="spellEnd"/>
-      <w:r>
-        <w:rPr>
-          <w:b/>
-          <w:bCs/>
-        </w:rPr>
-        <w:t xml:space="preserve"> (Nesnelerin İnterneti):</w:t>
-      </w:r>
-    </w:p>
-    <w:p>
-      <w:pPr>
-        <w:ind w:left="360"/>
-      </w:pPr>
-      <w:proofErr w:type="spellStart"/>
-      <w:r>
-        <w:t>IoT</w:t>
-      </w:r>
-      <w:proofErr w:type="spellEnd"/>
-      <w:r>
-        <w:t>, internete otomatik olarak bağlanabilen çeşitli cihazları ifade eder.</w:t>
+      <w:r>
+        <w:rPr>
+          <w:b/>
+          <w:bCs/>
+        </w:rPr>
+        <w:t>IoT (Nesnelerin İnterneti):</w:t>
+      </w:r>
+    </w:p>
+    <w:p>
+      <w:pPr>
+        <w:ind w:left="360"/>
+      </w:pPr>
+      <w:r>
+        <w:t>IoT, internete otomatik olarak bağlanabilen çeşitli cihazları ifade eder.</w:t>
       </w:r>
     </w:p>
     <w:p>
@@ -1559,7 +1449,7 @@
 </file>
 
 <file path=word/numbering.xml><?xml version="1.0" encoding="utf-8"?>
-<w:numbering xmlns:wpc="http://schemas.microsoft.com/office/word/2010/wordprocessingCanvas" xmlns:cx="http://schemas.microsoft.com/office/drawing/2014/chartex" xmlns:cx1="http://schemas.microsoft.com/office/drawing/2015/9/8/chartex" xmlns:cx2="http://schemas.microsoft.com/office/drawing/2015/10/21/chartex" xmlns:cx3="http://schemas.microsoft.com/office/drawing/2016/5/9/chartex" xmlns:cx4="http://schemas.microsoft.com/office/drawing/2016/5/10/chartex" xmlns:cx5="http://schemas.microsoft.com/office/drawing/2016/5/11/chartex" xmlns:cx6="http://schemas.microsoft.com/office/drawing/2016/5/12/chartex" xmlns:cx7="http://schemas.microsoft.com/office/drawing/2016/5/13/chartex" xmlns:cx8="http://schemas.microsoft.com/office/drawing/2016/5/14/chartex" xmlns:mc="http://schemas.openxmlformats.org/markup-compatibility/2006" xmlns:aink="http://schemas.microsoft.com/office/drawing/2016/ink" xmlns:am3d="http://schemas.microsoft.com/office/drawing/2017/model3d" xmlns:o="urn:schemas-microsoft-com:office:office" xmlns:oel="http://schemas.microsoft.com/office/2019/extlst" xmlns:r="http://schemas.openxmlformats.org/officeDocument/2006/relationships" xmlns:m="http://schemas.openxmlformats.org/officeDocument/2006/math" xmlns:v="urn:schemas-microsoft-com:vml" xmlns:wp14="http://schemas.microsoft.com/office/word/2010/wordprocessingDrawing" xmlns:wp="http://schemas.openxmlformats.org/drawingml/2006/wordprocessingDrawing" xmlns:w10="urn:schemas-microsoft-com:office:word" xmlns:w="http://schemas.openxmlformats.org/wordprocessingml/2006/main" xmlns:w14="http://schemas.microsoft.com/office/word/2010/wordml" xmlns:w15="http://schemas.microsoft.com/office/word/2012/wordml" xmlns:w16cex="http://schemas.microsoft.com/office/word/2018/wordml/cex" xmlns:w16cid="http://schemas.microsoft.com/office/word/2016/wordml/cid" xmlns:w16="http://schemas.microsoft.com/office/word/2018/wordml" xmlns:w16du="http://schemas.microsoft.com/office/word/2023/wordml/word16du" xmlns:w16sdtdh="http://schemas.microsoft.com/office/word/2020/wordml/sdtdatahash" xmlns:w16se="http://schemas.microsoft.com/office/word/2015/wordml/symex" xmlns:wpg="http://schemas.microsoft.com/office/word/2010/wordprocessingGroup" xmlns:wpi="http://schemas.microsoft.com/office/word/2010/wordprocessingInk" xmlns:wne="http://schemas.microsoft.com/office/word/2006/wordml" xmlns:wps="http://schemas.microsoft.com/office/word/2010/wordprocessingShape" mc:Ignorable="w14 w15 w16se w16cid w16 w16cex w16sdtdh w16du wp14">
+<w:numbering xmlns:wpc="http://schemas.microsoft.com/office/word/2010/wordprocessingCanvas" xmlns:cx="http://schemas.microsoft.com/office/drawing/2014/chartex" xmlns:cx1="http://schemas.microsoft.com/office/drawing/2015/9/8/chartex" xmlns:cx2="http://schemas.microsoft.com/office/drawing/2015/10/21/chartex" xmlns:cx3="http://schemas.microsoft.com/office/drawing/2016/5/9/chartex" xmlns:cx4="http://schemas.microsoft.com/office/drawing/2016/5/10/chartex" xmlns:cx5="http://schemas.microsoft.com/office/drawing/2016/5/11/chartex" xmlns:cx6="http://schemas.microsoft.com/office/drawing/2016/5/12/chartex" xmlns:cx7="http://schemas.microsoft.com/office/drawing/2016/5/13/chartex" xmlns:cx8="http://schemas.microsoft.com/office/drawing/2016/5/14/chartex" xmlns:mc="http://schemas.openxmlformats.org/markup-compatibility/2006" xmlns:aink="http://schemas.microsoft.com/office/drawing/2016/ink" xmlns:am3d="http://schemas.microsoft.com/office/drawing/2017/model3d" xmlns:o="urn:schemas-microsoft-com:office:office" xmlns:oel="http://schemas.microsoft.com/office/2019/extlst" xmlns:r="http://schemas.openxmlformats.org/officeDocument/2006/relationships" xmlns:m="http://schemas.openxmlformats.org/officeDocument/2006/math" xmlns:v="urn:schemas-microsoft-com:vml" xmlns:wp14="http://schemas.microsoft.com/office/word/2010/wordprocessingDrawing" xmlns:wp="http://schemas.openxmlformats.org/drawingml/2006/wordprocessingDrawing" xmlns:w10="urn:schemas-microsoft-com:office:word" xmlns:w="http://schemas.openxmlformats.org/wordprocessingml/2006/main" xmlns:w14="http://schemas.microsoft.com/office/word/2010/wordml" xmlns:w15="http://schemas.microsoft.com/office/word/2012/wordml" xmlns:w16cex="http://schemas.microsoft.com/office/word/2018/wordml/cex" xmlns:w16cid="http://schemas.microsoft.com/office/word/2016/wordml/cid" xmlns:w16="http://schemas.microsoft.com/office/word/2018/wordml" xmlns:w16du="http://schemas.microsoft.com/office/word/2023/wordml/word16du" xmlns:w16sdtdh="http://schemas.microsoft.com/office/word/2020/wordml/sdtdatahash" xmlns:w16sdtfl="http://schemas.microsoft.com/office/word/2024/wordml/sdtformatlock" xmlns:w16se="http://schemas.microsoft.com/office/word/2015/wordml/symex" xmlns:wpg="http://schemas.microsoft.com/office/word/2010/wordprocessingGroup" xmlns:wpi="http://schemas.microsoft.com/office/word/2010/wordprocessingInk" xmlns:wne="http://schemas.microsoft.com/office/word/2006/wordml" xmlns:wps="http://schemas.microsoft.com/office/word/2010/wordprocessingShape" mc:Ignorable="w14 w15 w16se w16cid w16 w16cex w16sdtdh w16sdtfl w16du wp14">
   <w:abstractNum w:abstractNumId="0" w15:restartNumberingAfterBreak="0">
     <w:nsid w:val="12242793"/>
     <w:multiLevelType w:val="hybridMultilevel"/>
@@ -1772,7 +1662,7 @@
 </file>
 
 <file path=word/styles.xml><?xml version="1.0" encoding="utf-8"?>
-<w:styles xmlns:mc="http://schemas.openxmlformats.org/markup-compatibility/2006" xmlns:r="http://schemas.openxmlformats.org/officeDocument/2006/relationships" xmlns:w="http://schemas.openxmlformats.org/wordprocessingml/2006/main" xmlns:w14="http://schemas.microsoft.com/office/word/2010/wordml" xmlns:w15="http://schemas.microsoft.com/office/word/2012/wordml" xmlns:w16cex="http://schemas.microsoft.com/office/word/2018/wordml/cex" xmlns:w16cid="http://schemas.microsoft.com/office/word/2016/wordml/cid" xmlns:w16="http://schemas.microsoft.com/office/word/2018/wordml" xmlns:w16du="http://schemas.microsoft.com/office/word/2023/wordml/word16du" xmlns:w16sdtdh="http://schemas.microsoft.com/office/word/2020/wordml/sdtdatahash" xmlns:w16se="http://schemas.microsoft.com/office/word/2015/wordml/symex" mc:Ignorable="w14 w15 w16se w16cid w16 w16cex w16sdtdh w16du">
+<w:styles xmlns:mc="http://schemas.openxmlformats.org/markup-compatibility/2006" xmlns:r="http://schemas.openxmlformats.org/officeDocument/2006/relationships" xmlns:w="http://schemas.openxmlformats.org/wordprocessingml/2006/main" xmlns:w14="http://schemas.microsoft.com/office/word/2010/wordml" xmlns:w15="http://schemas.microsoft.com/office/word/2012/wordml" xmlns:w16cex="http://schemas.microsoft.com/office/word/2018/wordml/cex" xmlns:w16cid="http://schemas.microsoft.com/office/word/2016/wordml/cid" xmlns:w16="http://schemas.microsoft.com/office/word/2018/wordml" xmlns:w16du="http://schemas.microsoft.com/office/word/2023/wordml/word16du" xmlns:w16sdtdh="http://schemas.microsoft.com/office/word/2020/wordml/sdtdatahash" xmlns:w16sdtfl="http://schemas.microsoft.com/office/word/2024/wordml/sdtformatlock" xmlns:w16se="http://schemas.microsoft.com/office/word/2015/wordml/symex" mc:Ignorable="w14 w15 w16se w16cid w16 w16cex w16sdtdh w16sdtfl w16du">
   <w:docDefaults>
     <w:rPrDefault>
       <w:rPr>
@@ -2172,11 +2062,11 @@
     <w:name w:val="Normal"/>
     <w:qFormat/>
   </w:style>
-  <w:style w:type="paragraph" w:styleId="Balk1">
+  <w:style w:type="paragraph" w:styleId="Heading1">
     <w:name w:val="heading 1"/>
     <w:basedOn w:val="Normal"/>
     <w:next w:val="Normal"/>
-    <w:link w:val="Balk1Char"/>
+    <w:link w:val="Heading1Char"/>
     <w:uiPriority w:val="9"/>
     <w:qFormat/>
     <w:rsid w:val="0007723E"/>
@@ -2193,11 +2083,11 @@
       <w:szCs w:val="40"/>
     </w:rPr>
   </w:style>
-  <w:style w:type="paragraph" w:styleId="Balk2">
+  <w:style w:type="paragraph" w:styleId="Heading2">
     <w:name w:val="heading 2"/>
     <w:basedOn w:val="Normal"/>
     <w:next w:val="Normal"/>
-    <w:link w:val="Balk2Char"/>
+    <w:link w:val="Heading2Char"/>
     <w:uiPriority w:val="9"/>
     <w:semiHidden/>
     <w:unhideWhenUsed/>
@@ -2216,11 +2106,11 @@
       <w:szCs w:val="32"/>
     </w:rPr>
   </w:style>
-  <w:style w:type="paragraph" w:styleId="Balk3">
+  <w:style w:type="paragraph" w:styleId="Heading3">
     <w:name w:val="heading 3"/>
     <w:basedOn w:val="Normal"/>
     <w:next w:val="Normal"/>
-    <w:link w:val="Balk3Char"/>
+    <w:link w:val="Heading3Char"/>
     <w:uiPriority w:val="9"/>
     <w:semiHidden/>
     <w:unhideWhenUsed/>
@@ -2239,11 +2129,11 @@
       <w:szCs w:val="28"/>
     </w:rPr>
   </w:style>
-  <w:style w:type="paragraph" w:styleId="Balk4">
+  <w:style w:type="paragraph" w:styleId="Heading4">
     <w:name w:val="heading 4"/>
     <w:basedOn w:val="Normal"/>
     <w:next w:val="Normal"/>
-    <w:link w:val="Balk4Char"/>
+    <w:link w:val="Heading4Char"/>
     <w:uiPriority w:val="9"/>
     <w:semiHidden/>
     <w:unhideWhenUsed/>
@@ -2262,11 +2152,11 @@
       <w:color w:val="0F4761" w:themeColor="accent1" w:themeShade="BF"/>
     </w:rPr>
   </w:style>
-  <w:style w:type="paragraph" w:styleId="Balk5">
+  <w:style w:type="paragraph" w:styleId="Heading5">
     <w:name w:val="heading 5"/>
     <w:basedOn w:val="Normal"/>
     <w:next w:val="Normal"/>
-    <w:link w:val="Balk5Char"/>
+    <w:link w:val="Heading5Char"/>
     <w:uiPriority w:val="9"/>
     <w:semiHidden/>
     <w:unhideWhenUsed/>
@@ -2283,11 +2173,11 @@
       <w:color w:val="0F4761" w:themeColor="accent1" w:themeShade="BF"/>
     </w:rPr>
   </w:style>
-  <w:style w:type="paragraph" w:styleId="Balk6">
+  <w:style w:type="paragraph" w:styleId="Heading6">
     <w:name w:val="heading 6"/>
     <w:basedOn w:val="Normal"/>
     <w:next w:val="Normal"/>
-    <w:link w:val="Balk6Char"/>
+    <w:link w:val="Heading6Char"/>
     <w:uiPriority w:val="9"/>
     <w:semiHidden/>
     <w:unhideWhenUsed/>
@@ -2306,11 +2196,11 @@
       <w:color w:val="595959" w:themeColor="text1" w:themeTint="A6"/>
     </w:rPr>
   </w:style>
-  <w:style w:type="paragraph" w:styleId="Balk7">
+  <w:style w:type="paragraph" w:styleId="Heading7">
     <w:name w:val="heading 7"/>
     <w:basedOn w:val="Normal"/>
     <w:next w:val="Normal"/>
-    <w:link w:val="Balk7Char"/>
+    <w:link w:val="Heading7Char"/>
     <w:uiPriority w:val="9"/>
     <w:semiHidden/>
     <w:unhideWhenUsed/>
@@ -2327,11 +2217,11 @@
       <w:color w:val="595959" w:themeColor="text1" w:themeTint="A6"/>
     </w:rPr>
   </w:style>
-  <w:style w:type="paragraph" w:styleId="Balk8">
+  <w:style w:type="paragraph" w:styleId="Heading8">
     <w:name w:val="heading 8"/>
     <w:basedOn w:val="Normal"/>
     <w:next w:val="Normal"/>
-    <w:link w:val="Balk8Char"/>
+    <w:link w:val="Heading8Char"/>
     <w:uiPriority w:val="9"/>
     <w:semiHidden/>
     <w:unhideWhenUsed/>
@@ -2350,11 +2240,11 @@
       <w:color w:val="272727" w:themeColor="text1" w:themeTint="D8"/>
     </w:rPr>
   </w:style>
-  <w:style w:type="paragraph" w:styleId="Balk9">
+  <w:style w:type="paragraph" w:styleId="Heading9">
     <w:name w:val="heading 9"/>
     <w:basedOn w:val="Normal"/>
     <w:next w:val="Normal"/>
-    <w:link w:val="Balk9Char"/>
+    <w:link w:val="Heading9Char"/>
     <w:uiPriority w:val="9"/>
     <w:semiHidden/>
     <w:unhideWhenUsed/>
@@ -2371,12 +2261,13 @@
       <w:color w:val="272727" w:themeColor="text1" w:themeTint="D8"/>
     </w:rPr>
   </w:style>
-  <w:style w:type="character" w:default="1" w:styleId="VarsaylanParagrafYazTipi">
+  <w:style w:type="character" w:default="1" w:styleId="DefaultParagraphFont">
     <w:name w:val="Default Paragraph Font"/>
     <w:uiPriority w:val="1"/>
+    <w:semiHidden/>
     <w:unhideWhenUsed/>
   </w:style>
-  <w:style w:type="table" w:default="1" w:styleId="NormalTablo">
+  <w:style w:type="table" w:default="1" w:styleId="TableNormal">
     <w:name w:val="Normal Table"/>
     <w:uiPriority w:val="99"/>
     <w:semiHidden/>
@@ -2391,16 +2282,16 @@
       </w:tblCellMar>
     </w:tblPr>
   </w:style>
-  <w:style w:type="numbering" w:default="1" w:styleId="ListeYok">
+  <w:style w:type="numbering" w:default="1" w:styleId="NoList">
     <w:name w:val="No List"/>
     <w:uiPriority w:val="99"/>
     <w:semiHidden/>
     <w:unhideWhenUsed/>
   </w:style>
-  <w:style w:type="character" w:customStyle="1" w:styleId="Balk1Char">
-    <w:name w:val="Başlık 1 Char"/>
-    <w:basedOn w:val="VarsaylanParagrafYazTipi"/>
-    <w:link w:val="Balk1"/>
+  <w:style w:type="character" w:customStyle="1" w:styleId="Heading1Char">
+    <w:name w:val="Heading 1 Char"/>
+    <w:basedOn w:val="DefaultParagraphFont"/>
+    <w:link w:val="Heading1"/>
     <w:uiPriority w:val="9"/>
     <w:rsid w:val="0007723E"/>
     <w:rPr>
@@ -2410,10 +2301,10 @@
       <w:szCs w:val="40"/>
     </w:rPr>
   </w:style>
-  <w:style w:type="character" w:customStyle="1" w:styleId="Balk2Char">
-    <w:name w:val="Başlık 2 Char"/>
-    <w:basedOn w:val="VarsaylanParagrafYazTipi"/>
-    <w:link w:val="Balk2"/>
+  <w:style w:type="character" w:customStyle="1" w:styleId="Heading2Char">
+    <w:name w:val="Heading 2 Char"/>
+    <w:basedOn w:val="DefaultParagraphFont"/>
+    <w:link w:val="Heading2"/>
     <w:uiPriority w:val="9"/>
     <w:semiHidden/>
     <w:rsid w:val="0007723E"/>
@@ -2424,10 +2315,10 @@
       <w:szCs w:val="32"/>
     </w:rPr>
   </w:style>
-  <w:style w:type="character" w:customStyle="1" w:styleId="Balk3Char">
-    <w:name w:val="Başlık 3 Char"/>
-    <w:basedOn w:val="VarsaylanParagrafYazTipi"/>
-    <w:link w:val="Balk3"/>
+  <w:style w:type="character" w:customStyle="1" w:styleId="Heading3Char">
+    <w:name w:val="Heading 3 Char"/>
+    <w:basedOn w:val="DefaultParagraphFont"/>
+    <w:link w:val="Heading3"/>
     <w:uiPriority w:val="9"/>
     <w:semiHidden/>
     <w:rsid w:val="0007723E"/>
@@ -2438,10 +2329,10 @@
       <w:szCs w:val="28"/>
     </w:rPr>
   </w:style>
-  <w:style w:type="character" w:customStyle="1" w:styleId="Balk4Char">
-    <w:name w:val="Başlık 4 Char"/>
-    <w:basedOn w:val="VarsaylanParagrafYazTipi"/>
-    <w:link w:val="Balk4"/>
+  <w:style w:type="character" w:customStyle="1" w:styleId="Heading4Char">
+    <w:name w:val="Heading 4 Char"/>
+    <w:basedOn w:val="DefaultParagraphFont"/>
+    <w:link w:val="Heading4"/>
     <w:uiPriority w:val="9"/>
     <w:semiHidden/>
     <w:rsid w:val="0007723E"/>
@@ -2452,10 +2343,10 @@
       <w:color w:val="0F4761" w:themeColor="accent1" w:themeShade="BF"/>
     </w:rPr>
   </w:style>
-  <w:style w:type="character" w:customStyle="1" w:styleId="Balk5Char">
-    <w:name w:val="Başlık 5 Char"/>
-    <w:basedOn w:val="VarsaylanParagrafYazTipi"/>
-    <w:link w:val="Balk5"/>
+  <w:style w:type="character" w:customStyle="1" w:styleId="Heading5Char">
+    <w:name w:val="Heading 5 Char"/>
+    <w:basedOn w:val="DefaultParagraphFont"/>
+    <w:link w:val="Heading5"/>
     <w:uiPriority w:val="9"/>
     <w:semiHidden/>
     <w:rsid w:val="0007723E"/>
@@ -2464,10 +2355,10 @@
       <w:color w:val="0F4761" w:themeColor="accent1" w:themeShade="BF"/>
     </w:rPr>
   </w:style>
-  <w:style w:type="character" w:customStyle="1" w:styleId="Balk6Char">
-    <w:name w:val="Başlık 6 Char"/>
-    <w:basedOn w:val="VarsaylanParagrafYazTipi"/>
-    <w:link w:val="Balk6"/>
+  <w:style w:type="character" w:customStyle="1" w:styleId="Heading6Char">
+    <w:name w:val="Heading 6 Char"/>
+    <w:basedOn w:val="DefaultParagraphFont"/>
+    <w:link w:val="Heading6"/>
     <w:uiPriority w:val="9"/>
     <w:semiHidden/>
     <w:rsid w:val="0007723E"/>
@@ -2478,10 +2369,10 @@
       <w:color w:val="595959" w:themeColor="text1" w:themeTint="A6"/>
     </w:rPr>
   </w:style>
-  <w:style w:type="character" w:customStyle="1" w:styleId="Balk7Char">
-    <w:name w:val="Başlık 7 Char"/>
-    <w:basedOn w:val="VarsaylanParagrafYazTipi"/>
-    <w:link w:val="Balk7"/>
+  <w:style w:type="character" w:customStyle="1" w:styleId="Heading7Char">
+    <w:name w:val="Heading 7 Char"/>
+    <w:basedOn w:val="DefaultParagraphFont"/>
+    <w:link w:val="Heading7"/>
     <w:uiPriority w:val="9"/>
     <w:semiHidden/>
     <w:rsid w:val="0007723E"/>
@@ -2490,10 +2381,10 @@
       <w:color w:val="595959" w:themeColor="text1" w:themeTint="A6"/>
     </w:rPr>
   </w:style>
-  <w:style w:type="character" w:customStyle="1" w:styleId="Balk8Char">
-    <w:name w:val="Başlık 8 Char"/>
-    <w:basedOn w:val="VarsaylanParagrafYazTipi"/>
-    <w:link w:val="Balk8"/>
+  <w:style w:type="character" w:customStyle="1" w:styleId="Heading8Char">
+    <w:name w:val="Heading 8 Char"/>
+    <w:basedOn w:val="DefaultParagraphFont"/>
+    <w:link w:val="Heading8"/>
     <w:uiPriority w:val="9"/>
     <w:semiHidden/>
     <w:rsid w:val="0007723E"/>
@@ -2504,10 +2395,10 @@
       <w:color w:val="272727" w:themeColor="text1" w:themeTint="D8"/>
     </w:rPr>
   </w:style>
-  <w:style w:type="character" w:customStyle="1" w:styleId="Balk9Char">
-    <w:name w:val="Başlık 9 Char"/>
-    <w:basedOn w:val="VarsaylanParagrafYazTipi"/>
-    <w:link w:val="Balk9"/>
+  <w:style w:type="character" w:customStyle="1" w:styleId="Heading9Char">
+    <w:name w:val="Heading 9 Char"/>
+    <w:basedOn w:val="DefaultParagraphFont"/>
+    <w:link w:val="Heading9"/>
     <w:uiPriority w:val="9"/>
     <w:semiHidden/>
     <w:rsid w:val="0007723E"/>
@@ -2516,11 +2407,11 @@
       <w:color w:val="272727" w:themeColor="text1" w:themeTint="D8"/>
     </w:rPr>
   </w:style>
-  <w:style w:type="paragraph" w:styleId="KonuBal">
+  <w:style w:type="paragraph" w:styleId="Title">
     <w:name w:val="Title"/>
     <w:basedOn w:val="Normal"/>
     <w:next w:val="Normal"/>
-    <w:link w:val="KonuBalChar"/>
+    <w:link w:val="TitleChar"/>
     <w:uiPriority w:val="10"/>
     <w:qFormat/>
     <w:rsid w:val="0007723E"/>
@@ -2536,10 +2427,10 @@
       <w:szCs w:val="56"/>
     </w:rPr>
   </w:style>
-  <w:style w:type="character" w:customStyle="1" w:styleId="KonuBalChar">
-    <w:name w:val="Konu Başlığı Char"/>
-    <w:basedOn w:val="VarsaylanParagrafYazTipi"/>
-    <w:link w:val="KonuBal"/>
+  <w:style w:type="character" w:customStyle="1" w:styleId="TitleChar">
+    <w:name w:val="Title Char"/>
+    <w:basedOn w:val="DefaultParagraphFont"/>
+    <w:link w:val="Title"/>
     <w:uiPriority w:val="10"/>
     <w:rsid w:val="0007723E"/>
     <w:rPr>
@@ -2550,11 +2441,11 @@
       <w:szCs w:val="56"/>
     </w:rPr>
   </w:style>
-  <w:style w:type="paragraph" w:styleId="Altyaz">
+  <w:style w:type="paragraph" w:styleId="Subtitle">
     <w:name w:val="Subtitle"/>
     <w:basedOn w:val="Normal"/>
     <w:next w:val="Normal"/>
-    <w:link w:val="AltyazChar"/>
+    <w:link w:val="SubtitleChar"/>
     <w:uiPriority w:val="11"/>
     <w:qFormat/>
     <w:rsid w:val="0007723E"/>
@@ -2571,10 +2462,10 @@
       <w:szCs w:val="28"/>
     </w:rPr>
   </w:style>
-  <w:style w:type="character" w:customStyle="1" w:styleId="AltyazChar">
-    <w:name w:val="Altyazı Char"/>
-    <w:basedOn w:val="VarsaylanParagrafYazTipi"/>
-    <w:link w:val="Altyaz"/>
+  <w:style w:type="character" w:customStyle="1" w:styleId="SubtitleChar">
+    <w:name w:val="Subtitle Char"/>
+    <w:basedOn w:val="DefaultParagraphFont"/>
+    <w:link w:val="Subtitle"/>
     <w:uiPriority w:val="11"/>
     <w:rsid w:val="0007723E"/>
     <w:rPr>
@@ -2585,11 +2476,11 @@
       <w:szCs w:val="28"/>
     </w:rPr>
   </w:style>
-  <w:style w:type="paragraph" w:styleId="Alnt">
+  <w:style w:type="paragraph" w:styleId="Quote">
     <w:name w:val="Quote"/>
     <w:basedOn w:val="Normal"/>
     <w:next w:val="Normal"/>
-    <w:link w:val="AlntChar"/>
+    <w:link w:val="QuoteChar"/>
     <w:uiPriority w:val="29"/>
     <w:qFormat/>
     <w:rsid w:val="0007723E"/>
@@ -2603,10 +2494,10 @@
       <w:color w:val="404040" w:themeColor="text1" w:themeTint="BF"/>
     </w:rPr>
   </w:style>
-  <w:style w:type="character" w:customStyle="1" w:styleId="AlntChar">
-    <w:name w:val="Alıntı Char"/>
-    <w:basedOn w:val="VarsaylanParagrafYazTipi"/>
-    <w:link w:val="Alnt"/>
+  <w:style w:type="character" w:customStyle="1" w:styleId="QuoteChar">
+    <w:name w:val="Quote Char"/>
+    <w:basedOn w:val="DefaultParagraphFont"/>
+    <w:link w:val="Quote"/>
     <w:uiPriority w:val="29"/>
     <w:rsid w:val="0007723E"/>
     <w:rPr>
@@ -2615,7 +2506,7 @@
       <w:color w:val="404040" w:themeColor="text1" w:themeTint="BF"/>
     </w:rPr>
   </w:style>
-  <w:style w:type="paragraph" w:styleId="ListeParagraf">
+  <w:style w:type="paragraph" w:styleId="ListParagraph">
     <w:name w:val="List Paragraph"/>
     <w:basedOn w:val="Normal"/>
     <w:uiPriority w:val="34"/>
@@ -2626,9 +2517,9 @@
       <w:contextualSpacing/>
     </w:pPr>
   </w:style>
-  <w:style w:type="character" w:styleId="GlVurgulama">
+  <w:style w:type="character" w:styleId="IntenseEmphasis">
     <w:name w:val="Intense Emphasis"/>
-    <w:basedOn w:val="VarsaylanParagrafYazTipi"/>
+    <w:basedOn w:val="DefaultParagraphFont"/>
     <w:uiPriority w:val="21"/>
     <w:qFormat/>
     <w:rsid w:val="0007723E"/>
@@ -2638,11 +2529,11 @@
       <w:color w:val="0F4761" w:themeColor="accent1" w:themeShade="BF"/>
     </w:rPr>
   </w:style>
-  <w:style w:type="paragraph" w:styleId="GlAlnt">
+  <w:style w:type="paragraph" w:styleId="IntenseQuote">
     <w:name w:val="Intense Quote"/>
     <w:basedOn w:val="Normal"/>
     <w:next w:val="Normal"/>
-    <w:link w:val="GlAlntChar"/>
+    <w:link w:val="IntenseQuoteChar"/>
     <w:uiPriority w:val="30"/>
     <w:qFormat/>
     <w:rsid w:val="0007723E"/>
@@ -2661,10 +2552,10 @@
       <w:color w:val="0F4761" w:themeColor="accent1" w:themeShade="BF"/>
     </w:rPr>
   </w:style>
-  <w:style w:type="character" w:customStyle="1" w:styleId="GlAlntChar">
-    <w:name w:val="Güçlü Alıntı Char"/>
-    <w:basedOn w:val="VarsaylanParagrafYazTipi"/>
-    <w:link w:val="GlAlnt"/>
+  <w:style w:type="character" w:customStyle="1" w:styleId="IntenseQuoteChar">
+    <w:name w:val="Intense Quote Char"/>
+    <w:basedOn w:val="DefaultParagraphFont"/>
+    <w:link w:val="IntenseQuote"/>
     <w:uiPriority w:val="30"/>
     <w:rsid w:val="0007723E"/>
     <w:rPr>
@@ -2673,9 +2564,9 @@
       <w:color w:val="0F4761" w:themeColor="accent1" w:themeShade="BF"/>
     </w:rPr>
   </w:style>
-  <w:style w:type="character" w:styleId="GlBavuru">
+  <w:style w:type="character" w:styleId="IntenseReference">
     <w:name w:val="Intense Reference"/>
-    <w:basedOn w:val="VarsaylanParagrafYazTipi"/>
+    <w:basedOn w:val="DefaultParagraphFont"/>
     <w:uiPriority w:val="32"/>
     <w:qFormat/>
     <w:rsid w:val="0007723E"/>
